--- a/Rapid Cortex Internal Docs/AOD_RC_Volunteer_Ambassador_Agreement.docx
+++ b/Rapid Cortex Internal Docs/AOD_RC_Volunteer_Ambassador_Agreement.docx
@@ -47,7 +47,7 @@
           <w:sz w:val="20"/>
           <w:szCs w:val="20"/>
         </w:rPr>
-        <w:t xml:space="preserve">Rapid Cortex Platform  —  Intelligence at the Speed of Response</w:t>
+        <w:t xml:space="preserve">NexCort iQ Platform  —  Intelligence at the Speed of Response</w:t>
       </w:r>
     </w:p>
     <w:p>
@@ -319,7 +319,7 @@
                 <w:sz w:val="22"/>
                 <w:szCs w:val="22"/>
               </w:rPr>
-              <w:t xml:space="preserve">Rapid Cortex — Intelligence at the Speed of Response</w:t>
+              <w:t xml:space="preserve">NexCort iQ — Intelligence at the Speed of Response</w:t>
             </w:r>
           </w:p>
         </w:tc>
@@ -804,7 +804,7 @@
           <w:sz w:val="22"/>
           <w:szCs w:val="22"/>
         </w:rPr>
-        <w:t xml:space="preserve">WHEREAS, Apps on Demand ("Company") is an early-stage technology company developing and operating the Rapid Cortex platform — an artificial intelligence-powered public safety intelligence platform serving emergency communications professionals — and is building community awareness and support for its mission;</w:t>
+        <w:t xml:space="preserve">WHEREAS, Apps on Demand ("Company") is an early-stage technology company developing and operating the NexCort iQ platform — an artificial intelligence-powered public safety intelligence platform serving emergency communications professionals — and is building community awareness and support for its mission;</w:t>
       </w:r>
     </w:p>
     <w:p>
@@ -944,7 +944,7 @@
           <w:sz w:val="22"/>
           <w:szCs w:val="22"/>
         </w:rPr>
-        <w:t xml:space="preserve">Apps on Demand, a [Georgia / state of formation] company, operating the Rapid Cortex public safety platform, including its officers, managers, members, successors, and permitted assigns.</w:t>
+        <w:t xml:space="preserve">Apps on Demand, a [Georgia / state of formation] company, operating the NexCort iQ public safety platform, including its officers, managers, members, successors, and permitted assigns.</w:t>
       </w:r>
     </w:p>
     <w:p>
@@ -1407,7 +1407,7 @@
           <w:sz w:val="22"/>
           <w:szCs w:val="22"/>
         </w:rPr>
-        <w:t xml:space="preserve">As a Rapid Cortex Ambassador, Individual agrees to support Company's mission through the following activities on a best-efforts, voluntary basis:</w:t>
+        <w:t xml:space="preserve">As a NexCort iQ Ambassador, Individual agrees to support Company's mission through the following activities on a best-efforts, voluntary basis:</w:t>
       </w:r>
     </w:p>
     <w:p>
@@ -1597,7 +1597,7 @@
                 <w:sz w:val="20"/>
                 <w:szCs w:val="20"/>
               </w:rPr>
-              <w:t xml:space="preserve">Educate peers and communities about Rapid Cortex</w:t>
+              <w:t xml:space="preserve">Educate peers and communities about NexCort iQ</w:t>
             </w:r>
           </w:p>
         </w:tc>
@@ -2132,7 +2132,7 @@
           <w:sz w:val="22"/>
           <w:szCs w:val="22"/>
         </w:rPr>
-        <w:t xml:space="preserve">Accurately represent the Rapid Cortex platform — do not exaggerate capabilities, market readiness, or customer relationships;</w:t>
+        <w:t xml:space="preserve">Accurately represent the NexCort iQ platform — do not exaggerate capabilities, market readiness, or customer relationships;</w:t>
       </w:r>
     </w:p>
     <w:p>
@@ -2151,7 +2151,7 @@
           <w:sz w:val="22"/>
           <w:szCs w:val="22"/>
         </w:rPr>
-        <w:t xml:space="preserve">Obtain prior written approval from Company before publishing any co-branded content, press statements, or materials that use the Rapid Cortex or Apps on Demand name or logo;</w:t>
+        <w:t xml:space="preserve">Obtain prior written approval from Company before publishing any co-branded content, press statements, or materials that use the NexCort iQ or Apps on Demand name or logo;</w:t>
       </w:r>
     </w:p>
     <w:p>
@@ -2376,7 +2376,7 @@
           <w:sz w:val="22"/>
           <w:szCs w:val="22"/>
         </w:rPr>
-        <w:t xml:space="preserve">Professional experience as a Rapid Cortex Ambassador for inclusion on resume/CV;</w:t>
+        <w:t xml:space="preserve">Professional experience as a NexCort iQ Ambassador for inclusion on resume/CV;</w:t>
       </w:r>
     </w:p>
     <w:p>
@@ -2414,7 +2414,7 @@
           <w:sz w:val="22"/>
           <w:szCs w:val="22"/>
         </w:rPr>
-        <w:t xml:space="preserve">Networking introductions within the Rapid Cortex ecosystem;</w:t>
+        <w:t xml:space="preserve">Networking introductions within the NexCort iQ ecosystem;</w:t>
       </w:r>
     </w:p>
     <w:p>
@@ -2961,7 +2961,7 @@
           <w:sz w:val="22"/>
           <w:szCs w:val="22"/>
         </w:rPr>
-        <w:t xml:space="preserve">Individual agrees to represent Company and the Rapid Cortex platform accurately. If Individual has concerns about Company or the platform, Individual should communicate them directly to Company rather than publicly.</w:t>
+        <w:t xml:space="preserve">Individual agrees to represent Company and the NexCort iQ platform accurately. If Individual has concerns about Company or the platform, Individual should communicate them directly to Company rather than publicly.</w:t>
       </w:r>
     </w:p>
     <w:p>
@@ -3789,7 +3789,7 @@
           <w:sz w:val="20"/>
           <w:szCs w:val="20"/>
         </w:rPr>
-        <w:t xml:space="preserve">Apps on Demand  |  Rapid Cortex Platform</w:t>
+        <w:t xml:space="preserve">Apps on Demand  |  NexCort iQ Platform</w:t>
       </w:r>
     </w:p>
     <w:p>
@@ -4572,7 +4572,7 @@
         <w:sz w:val="18"/>
         <w:szCs w:val="18"/>
       </w:rPr>
-      <w:t xml:space="preserve">Apps on Demand  |  Rapid Cortex Platform  |  rapidcortex.us</w:t>
+      <w:t xml:space="preserve">Apps on Demand  |  NexCort iQ Platform  |  rapidcortex.us</w:t>
     </w:r>
     <w:r>
       <w:rPr>
@@ -4678,7 +4678,7 @@
         <w:sz w:val="18"/>
         <w:szCs w:val="18"/>
       </w:rPr>
-      <w:t xml:space="preserve">APPS ON DEMAND  |  RAPID CORTEX</w:t>
+      <w:t xml:space="preserve">APPS ON DEMAND  |  NEXCORT IQ</w:t>
     </w:r>
     <w:r>
       <w:rPr>
